--- a/docs/demo_script.docx
+++ b/docs/demo_script.docx
@@ -369,9 +369,9 @@
     </w:p>
     <w:p>
       <w:r>
-        <w:t>OOF (training folds): R²=0.9343, MedAPE=8.28% — model genuinely learned Saudi market structure.</w:t>
+        <w:t>OOF (training folds): R²=0.9348, MedAPE=8.25% — model genuinely learned Saudi market structure.</w:t>
         <w:br/>
-        <w:t>Holdout Q1–Q3 2025: R²=0.8003, MedAPE=15.56% — new-quarter stress test, not a random sample.</w:t>
+        <w:t>Holdout Q1–Q3 2025: R²=0.8014, MedAPE=15.59% — new-quarter stress test, not a random sample.</w:t>
       </w:r>
     </w:p>
     <w:p/>
@@ -517,7 +517,7 @@
     </w:p>
     <w:p>
       <w:r>
-        <w:t>"To summarise: THAMAN is a production-deployed AVM across two cities — New York and Riyadh — using a four-model stacking ensemble across 104 and 140 features respectively. It achieves competitive accuracy on NYC's 185,000-sale holdout and demonstrates cross-market generalisability on Saudi Arabia's data-scarce district-aggregate market. The full system — data pipelines, training code, API, and web interface — is deployed on Hugging Face and open-sourced on GitHub. Thank you."</w:t>
+        <w:t>"To summarise: THAMAN is a production-deployed AVM across two cities — New York and Riyadh — using a four-model stacking ensemble across 104 and 76 features respectively. It achieves competitive accuracy on NYC's 185,000-sale holdout and demonstrates cross-market generalisability on Saudi Arabia's data-scarce district-aggregate market. The full system — data pipelines, training code, API, and web interface — is deployed on Hugging Face and open-sourced on GitHub. Thank you."</w:t>
       </w:r>
     </w:p>
     <w:p>
@@ -788,7 +788,7 @@
           </w:tcPr>
           <w:p>
             <w:r>
-              <w:t>0.6495</w:t>
+              <w:t>0.6450</w:t>
             </w:r>
           </w:p>
         </w:tc>
@@ -798,7 +798,7 @@
           </w:tcPr>
           <w:p>
             <w:r>
-              <w:t>Stack v22</w:t>
+              <w:t>Stack v11</w:t>
             </w:r>
           </w:p>
         </w:tc>
@@ -830,7 +830,7 @@
           </w:tcPr>
           <w:p>
             <w:r>
-              <w:t>Stack v22</w:t>
+              <w:t>Stack v11</w:t>
             </w:r>
           </w:p>
         </w:tc>
@@ -948,7 +948,7 @@
           </w:tcPr>
           <w:p>
             <w:r>
-              <w:t>0.9343</w:t>
+              <w:t>0.9348</w:t>
             </w:r>
           </w:p>
         </w:tc>
@@ -980,7 +980,7 @@
           </w:tcPr>
           <w:p>
             <w:r>
-              <w:t>8.28%</w:t>
+              <w:t>8.25%</w:t>
             </w:r>
           </w:p>
         </w:tc>
@@ -1012,7 +1012,7 @@
           </w:tcPr>
           <w:p>
             <w:r>
-              <w:t>0.8003</w:t>
+              <w:t>0.8014</w:t>
             </w:r>
           </w:p>
         </w:tc>
@@ -1022,7 +1022,7 @@
           </w:tcPr>
           <w:p>
             <w:r>
-              <w:t>2025 Q1–Q3, n=1,727</w:t>
+              <w:t>2025 Q1–Q3, n=1,730</w:t>
             </w:r>
           </w:p>
         </w:tc>
@@ -1044,7 +1044,7 @@
           </w:tcPr>
           <w:p>
             <w:r>
-              <w:t>15.56%</w:t>
+              <w:t>15.59%</w:t>
             </w:r>
           </w:p>
         </w:tc>
@@ -1076,7 +1076,7 @@
           </w:tcPr>
           <w:p>
             <w:r>
-              <w:t>980 SAR/m²</w:t>
+              <w:t>986 SAR/m²</w:t>
             </w:r>
           </w:p>
         </w:tc>

--- a/docs/demo_script.docx
+++ b/docs/demo_script.docx
@@ -724,7 +724,7 @@
           </w:tcPr>
           <w:p>
             <w:r>
-              <w:t>104</w:t>
+              <w:t>134</w:t>
             </w:r>
           </w:p>
         </w:tc>
@@ -788,7 +788,7 @@
           </w:tcPr>
           <w:p>
             <w:r>
-              <w:t>0.6450</w:t>
+              <w:t>0.6495</w:t>
             </w:r>
           </w:p>
         </w:tc>
@@ -798,7 +798,7 @@
           </w:tcPr>
           <w:p>
             <w:r>
-              <w:t>Stack v11</w:t>
+              <w:t>Stack v22</w:t>
             </w:r>
           </w:p>
         </w:tc>
@@ -830,7 +830,7 @@
           </w:tcPr>
           <w:p>
             <w:r>
-              <w:t>Stack v11</w:t>
+              <w:t>Stack v22</w:t>
             </w:r>
           </w:p>
         </w:tc>

--- a/docs/demo_script.docx
+++ b/docs/demo_script.docx
@@ -462,10 +462,10 @@
         <w:t>"The analytics dashboard shows model performance broken down by NYC borough and price tier."</w:t>
         <w:br/>
         <w:br/>
-        <w:t>"Notice the Staten Island paradox: lowest R²=0.41 but best MedAPE=13.5%. Staten Island has very low price variance; the model's absolute errors are small, but R² penalises a low-variance target. MedAPE is the right metric for a user-facing AVM."</w:t>
+        <w:t>"Notice the Staten Island paradox: the worst per-borough R² but the best MedAPE (14.4%). Staten Island has very low price variance; the model's absolute errors are small, but R² penalises a low-variance target. MedAPE is the right metric for a user-facing AVM."</w:t>
         <w:br/>
         <w:br/>
-        <w:t>"Manhattan is hardest at 36.7% MedAPE. Co-op board approval discounts and unobservable interior finishes create heterogeneity that no tabular dataset can capture."</w:t>
+        <w:t>"Manhattan is hardest at 35.2% MedAPE. Co-op board approval discounts and unobservable interior finishes create heterogeneity that no tabular dataset can capture."</w:t>
       </w:r>
     </w:p>
     <w:p>

--- a/docs/demo_script.docx
+++ b/docs/demo_script.docx
@@ -208,7 +208,10 @@
         <w:t>[Submit prediction — pause for result to load]</w:t>
         <w:br/>
         <w:br/>
-        <w:t>"THAMAN returns a predicted price, a confidence band, a letter grade, and the top features driving this estimate. Building class and neighbourhood encoding are the top two features — consistent with NYC real estate: where you are and what type of building matter more than size alone."</w:t>
+        <w:t>"THAMAN returns a predicted price, a confidence band, a letter grade, and the top features driving this estimate. For this condo, neighbourhood encoding, renovation age, and unit count are among the top drivers — consistent with NYC real estate: where you are matters more than size alone."</w:t>
+        <w:br/>
+        <w:br/>
+        <w:t>"Notice the grade is a C with a ±35% band — Manhattan is the hardest segment in the data, and the system reports that honestly. Confidence is segment-adaptive: Staten Island would show ±14%."</w:t>
         <w:br/>
         <w:br/>
         <w:t>"The comparable sales bubbles show the nearest actual recorded sales — green means our estimate is close, red means we're further off. These are real deed-recorded transactions from 185,000 NYC sales, 2022 to 2026."</w:t>
@@ -337,7 +340,7 @@
         <w:t>[Submit prediction — wait for result]</w:t>
         <w:br/>
         <w:br/>
-        <w:t>"The model returns a prediction in SAR per square metre. The SHAP breakdown: metro access, commercial density, air quality, and district price history are the top drivers."</w:t>
+        <w:t>"The model returns a prediction in SAR per square metre. The SHAP breakdown: district price history, the district-type encoding, and the Bayut asking-price signal are the top drivers — and the spatial grid shows this location sits about 575 metres from a metro station."</w:t>
         <w:br/>
         <w:br/>
         <w:t>"The Riyadh Metro opened in 2024 — a novel infrastructure signal the model captures, entirely absent from pre-2024 models."</w:t>
@@ -517,7 +520,7 @@
     </w:p>
     <w:p>
       <w:r>
-        <w:t>"To summarise: THAMAN is a production-deployed AVM across two cities — New York and Riyadh — using a four-model stacking ensemble across 104 and 76 features respectively. It achieves competitive accuracy on NYC's 185,000-sale holdout and demonstrates cross-market generalisability on Saudi Arabia's data-scarce district-aggregate market. The full system — data pipelines, training code, API, and web interface — is deployed on Hugging Face and open-sourced on GitHub. Thank you."</w:t>
+        <w:t>"To summarise: THAMAN is a production-deployed AVM across two cities — New York and Riyadh — using a four-model stacking ensemble across 134 and 149 features respectively. It achieves competitive accuracy on 27,763 held-out NYC sales and demonstrates cross-market generalisability on Saudi Arabia's data-scarce district-aggregate market. The full system — data pipelines, training code, API, and web interface — is deployed on Hugging Face and open-sourced on GitHub. Thank you."</w:t>
       </w:r>
     </w:p>
     <w:p>
@@ -573,7 +576,7 @@
       <w:r>
         <w:t>If HF completely unavailable: open Terminal and run:</w:t>
         <w:br/>
-        <w:t xml:space="preserve">    cd /Users/totam/Desktop/new_try &amp;&amp; uvicorn api.main:app --port 8000</w:t>
+        <w:t xml:space="preserve">    cd /Users/totam/Desktop/THAMAN/new_try &amp;&amp; uvicorn api.main:app --port 8000</w:t>
         <w:br/>
         <w:t xml:space="preserve">    Then open: http://localhost:8000/ui</w:t>
       </w:r>
@@ -1268,7 +1271,7 @@
           </w:tcPr>
           <w:p>
             <w:r>
-              <w:t>37</w:t>
+              <w:t>109</w:t>
             </w:r>
           </w:p>
         </w:tc>
@@ -1278,7 +1281,7 @@
           </w:tcPr>
           <w:p>
             <w:r>
-              <w:t>15 scorer + 22 API tests</w:t>
+              <w:t>api, scorer, parity, SHAP, pins, golden, distribution, load</w:t>
             </w:r>
           </w:p>
         </w:tc>

--- a/docs/demo_script.docx
+++ b/docs/demo_script.docx
@@ -1239,7 +1239,7 @@
           </w:tcPr>
           <w:p>
             <w:r>
-              <w:t>200–400 ms</w:t>
+              <w:t>200–400 ms local · ~1 s live</w:t>
             </w:r>
           </w:p>
         </w:tc>
@@ -1249,7 +1249,7 @@
           </w:tcPr>
           <w:p>
             <w:r>
-              <w:t>Including SHAP computation</w:t>
+              <w:t>Incl. SHAP; live adds free-tier CPU + network</w:t>
             </w:r>
           </w:p>
         </w:tc>
